--- a/klagomål/A 61010-2025 FSC-klagomål.docx
+++ b/klagomål/A 61010-2025 FSC-klagomål.docx
@@ -1438,7 +1438,7 @@
     <w:r>
       <w:tab/>
       <w:tab/>
-      <w:t>2025-12-10</w:t>
+      <w:t>2025-12-11</w:t>
       <w:br/>
       <w:br/>
     </w:r>

--- a/klagomål/A 61010-2025 FSC-klagomål.docx
+++ b/klagomål/A 61010-2025 FSC-klagomål.docx
@@ -1438,7 +1438,7 @@
     <w:r>
       <w:tab/>
       <w:tab/>
-      <w:t>2025-12-11</w:t>
+      <w:t>2025-12-12</w:t>
       <w:br/>
       <w:br/>
     </w:r>

--- a/klagomål/A 61010-2025 FSC-klagomål.docx
+++ b/klagomål/A 61010-2025 FSC-klagomål.docx
@@ -1438,7 +1438,7 @@
     <w:r>
       <w:tab/>
       <w:tab/>
-      <w:t>2025-12-12</w:t>
+      <w:t>2025-12-13</w:t>
       <w:br/>
       <w:br/>
     </w:r>

--- a/klagomål/A 61010-2025 FSC-klagomål.docx
+++ b/klagomål/A 61010-2025 FSC-klagomål.docx
@@ -1438,7 +1438,7 @@
     <w:r>
       <w:tab/>
       <w:tab/>
-      <w:t>2025-12-19</w:t>
+      <w:t>2025-12-20</w:t>
       <w:br/>
       <w:br/>
     </w:r>

--- a/klagomål/A 61010-2025 FSC-klagomål.docx
+++ b/klagomål/A 61010-2025 FSC-klagomål.docx
@@ -1438,7 +1438,7 @@
     <w:r>
       <w:tab/>
       <w:tab/>
-      <w:t>2025-12-20</w:t>
+      <w:t>2025-12-21</w:t>
       <w:br/>
       <w:br/>
     </w:r>

--- a/klagomål/A 61010-2025 FSC-klagomål.docx
+++ b/klagomål/A 61010-2025 FSC-klagomål.docx
@@ -1438,7 +1438,7 @@
     <w:r>
       <w:tab/>
       <w:tab/>
-      <w:t>2025-12-21</w:t>
+      <w:t>2025-12-22</w:t>
       <w:br/>
       <w:br/>
     </w:r>

--- a/klagomål/A 61010-2025 FSC-klagomål.docx
+++ b/klagomål/A 61010-2025 FSC-klagomål.docx
@@ -1438,7 +1438,7 @@
     <w:r>
       <w:tab/>
       <w:tab/>
-      <w:t>2025-12-22</w:t>
+      <w:t>2025-12-26</w:t>
       <w:br/>
       <w:br/>
     </w:r>

--- a/klagomål/A 61010-2025 FSC-klagomål.docx
+++ b/klagomål/A 61010-2025 FSC-klagomål.docx
@@ -1438,7 +1438,7 @@
     <w:r>
       <w:tab/>
       <w:tab/>
-      <w:t>2025-12-26</w:t>
+      <w:t>2025-12-28</w:t>
       <w:br/>
       <w:br/>
     </w:r>

--- a/klagomål/A 61010-2025 FSC-klagomål.docx
+++ b/klagomål/A 61010-2025 FSC-klagomål.docx
@@ -1438,7 +1438,7 @@
     <w:r>
       <w:tab/>
       <w:tab/>
-      <w:t>2025-12-28</w:t>
+      <w:t>2025-12-29</w:t>
       <w:br/>
       <w:br/>
     </w:r>

--- a/klagomål/A 61010-2025 FSC-klagomål.docx
+++ b/klagomål/A 61010-2025 FSC-klagomål.docx
@@ -1438,7 +1438,7 @@
     <w:r>
       <w:tab/>
       <w:tab/>
-      <w:t>2025-12-29</w:t>
+      <w:t>2025-12-30</w:t>
       <w:br/>
       <w:br/>
     </w:r>

--- a/klagomål/A 61010-2025 FSC-klagomål.docx
+++ b/klagomål/A 61010-2025 FSC-klagomål.docx
@@ -1438,7 +1438,7 @@
     <w:r>
       <w:tab/>
       <w:tab/>
-      <w:t>2025-12-30</w:t>
+      <w:t>2025-12-31</w:t>
       <w:br/>
       <w:br/>
     </w:r>

--- a/klagomål/A 61010-2025 FSC-klagomål.docx
+++ b/klagomål/A 61010-2025 FSC-klagomål.docx
@@ -1438,7 +1438,7 @@
     <w:r>
       <w:tab/>
       <w:tab/>
-      <w:t>2025-12-31</w:t>
+      <w:t>2026-01-03</w:t>
       <w:br/>
       <w:br/>
     </w:r>

--- a/klagomål/A 61010-2025 FSC-klagomål.docx
+++ b/klagomål/A 61010-2025 FSC-klagomål.docx
@@ -1508,7 +1508,7 @@
     <w:r>
       <w:tab/>
       <w:tab/>
-      <w:t>2026-01-07</w:t>
+      <w:t>2026-01-08</w:t>
       <w:br/>
       <w:br/>
     </w:r>

--- a/klagomål/A 61010-2025 FSC-klagomål.docx
+++ b/klagomål/A 61010-2025 FSC-klagomål.docx
@@ -1508,7 +1508,7 @@
     <w:r>
       <w:tab/>
       <w:tab/>
-      <w:t>2026-01-08</w:t>
+      <w:t>2026-01-09</w:t>
       <w:br/>
       <w:br/>
     </w:r>

--- a/klagomål/A 61010-2025 FSC-klagomål.docx
+++ b/klagomål/A 61010-2025 FSC-klagomål.docx
@@ -1508,7 +1508,7 @@
     <w:r>
       <w:tab/>
       <w:tab/>
-      <w:t>2026-01-09</w:t>
+      <w:t>2026-01-10</w:t>
       <w:br/>
       <w:br/>
     </w:r>

--- a/klagomål/A 61010-2025 FSC-klagomål.docx
+++ b/klagomål/A 61010-2025 FSC-klagomål.docx
@@ -1508,7 +1508,7 @@
     <w:r>
       <w:tab/>
       <w:tab/>
-      <w:t>2026-01-10</w:t>
+      <w:t>2026-01-11</w:t>
       <w:br/>
       <w:br/>
     </w:r>

--- a/klagomål/A 61010-2025 FSC-klagomål.docx
+++ b/klagomål/A 61010-2025 FSC-klagomål.docx
@@ -1508,7 +1508,7 @@
     <w:r>
       <w:tab/>
       <w:tab/>
-      <w:t>2026-01-11</w:t>
+      <w:t>2026-01-12</w:t>
       <w:br/>
       <w:br/>
     </w:r>

--- a/klagomål/A 61010-2025 FSC-klagomål.docx
+++ b/klagomål/A 61010-2025 FSC-klagomål.docx
@@ -1508,7 +1508,7 @@
     <w:r>
       <w:tab/>
       <w:tab/>
-      <w:t>2026-01-12</w:t>
+      <w:t>2026-01-13</w:t>
       <w:br/>
       <w:br/>
     </w:r>

--- a/klagomål/A 61010-2025 FSC-klagomål.docx
+++ b/klagomål/A 61010-2025 FSC-klagomål.docx
@@ -1508,7 +1508,7 @@
     <w:r>
       <w:tab/>
       <w:tab/>
-      <w:t>2026-01-13</w:t>
+      <w:t>2026-01-14</w:t>
       <w:br/>
       <w:br/>
     </w:r>

--- a/klagomål/A 61010-2025 FSC-klagomål.docx
+++ b/klagomål/A 61010-2025 FSC-klagomål.docx
@@ -1508,7 +1508,7 @@
     <w:r>
       <w:tab/>
       <w:tab/>
-      <w:t>2026-01-14</w:t>
+      <w:t>2026-01-15</w:t>
       <w:br/>
       <w:br/>
     </w:r>

--- a/klagomål/A 61010-2025 FSC-klagomål.docx
+++ b/klagomål/A 61010-2025 FSC-klagomål.docx
@@ -1508,7 +1508,7 @@
     <w:r>
       <w:tab/>
       <w:tab/>
-      <w:t>2026-01-15</w:t>
+      <w:t>2026-01-16</w:t>
       <w:br/>
       <w:br/>
     </w:r>

--- a/klagomål/A 61010-2025 FSC-klagomål.docx
+++ b/klagomål/A 61010-2025 FSC-klagomål.docx
@@ -1508,7 +1508,7 @@
     <w:r>
       <w:tab/>
       <w:tab/>
-      <w:t>2026-01-16</w:t>
+      <w:t>2026-01-17</w:t>
       <w:br/>
       <w:br/>
     </w:r>

--- a/klagomål/A 61010-2025 FSC-klagomål.docx
+++ b/klagomål/A 61010-2025 FSC-klagomål.docx
@@ -1508,7 +1508,7 @@
     <w:r>
       <w:tab/>
       <w:tab/>
-      <w:t>2026-01-17</w:t>
+      <w:t>2026-01-18</w:t>
       <w:br/>
       <w:br/>
     </w:r>

--- a/klagomål/A 61010-2025 FSC-klagomål.docx
+++ b/klagomål/A 61010-2025 FSC-klagomål.docx
@@ -1728,7 +1728,7 @@
     <w:r>
       <w:tab/>
       <w:tab/>
-      <w:t>2026-03-01</w:t>
+      <w:t>2026-03-02</w:t>
       <w:br/>
       <w:br/>
     </w:r>

--- a/klagomål/A 61010-2025 FSC-klagomål.docx
+++ b/klagomål/A 61010-2025 FSC-klagomål.docx
@@ -1728,7 +1728,7 @@
     <w:r>
       <w:tab/>
       <w:tab/>
-      <w:t>2026-03-02</w:t>
+      <w:t>2026-03-03</w:t>
       <w:br/>
       <w:br/>
     </w:r>

--- a/klagomål/A 61010-2025 FSC-klagomål.docx
+++ b/klagomål/A 61010-2025 FSC-klagomål.docx
@@ -1728,7 +1728,7 @@
     <w:r>
       <w:tab/>
       <w:tab/>
-      <w:t>2026-03-03</w:t>
+      <w:t>2026-03-04</w:t>
       <w:br/>
       <w:br/>
     </w:r>

--- a/klagomål/A 61010-2025 FSC-klagomål.docx
+++ b/klagomål/A 61010-2025 FSC-klagomål.docx
@@ -1728,7 +1728,7 @@
     <w:r>
       <w:tab/>
       <w:tab/>
-      <w:t>2026-03-04</w:t>
+      <w:t>2026-03-05</w:t>
       <w:br/>
       <w:br/>
     </w:r>

--- a/klagomål/A 61010-2025 FSC-klagomål.docx
+++ b/klagomål/A 61010-2025 FSC-klagomål.docx
@@ -1728,7 +1728,7 @@
     <w:r>
       <w:tab/>
       <w:tab/>
-      <w:t>2026-03-05</w:t>
+      <w:t>2026-03-06</w:t>
       <w:br/>
       <w:br/>
     </w:r>

--- a/klagomål/A 61010-2025 FSC-klagomål.docx
+++ b/klagomål/A 61010-2025 FSC-klagomål.docx
@@ -1728,7 +1728,7 @@
     <w:r>
       <w:tab/>
       <w:tab/>
-      <w:t>2026-03-06</w:t>
+      <w:t>2026-03-07</w:t>
       <w:br/>
       <w:br/>
     </w:r>

--- a/klagomål/A 61010-2025 FSC-klagomål.docx
+++ b/klagomål/A 61010-2025 FSC-klagomål.docx
@@ -1728,7 +1728,7 @@
     <w:r>
       <w:tab/>
       <w:tab/>
-      <w:t>2026-03-07</w:t>
+      <w:t>2026-03-08</w:t>
       <w:br/>
       <w:br/>
     </w:r>

--- a/klagomål/A 61010-2025 FSC-klagomål.docx
+++ b/klagomål/A 61010-2025 FSC-klagomål.docx
@@ -1728,7 +1728,7 @@
     <w:r>
       <w:tab/>
       <w:tab/>
-      <w:t>2026-03-08</w:t>
+      <w:t>2026-03-09</w:t>
       <w:br/>
       <w:br/>
     </w:r>

--- a/klagomål/A 61010-2025 FSC-klagomål.docx
+++ b/klagomål/A 61010-2025 FSC-klagomål.docx
@@ -1728,7 +1728,7 @@
     <w:r>
       <w:tab/>
       <w:tab/>
-      <w:t>2026-03-09</w:t>
+      <w:t>2026-03-10</w:t>
       <w:br/>
       <w:br/>
     </w:r>

--- a/klagomål/A 61010-2025 FSC-klagomål.docx
+++ b/klagomål/A 61010-2025 FSC-klagomål.docx
@@ -510,7 +510,7 @@
         <w:t>Spillkråka (NT, §4)</w:t>
       </w:r>
       <w:r>
-        <w:t xml:space="preserve"> är rödlistad som nära hotad och ingår i bilaga 1 i EU:s fågeldirektiv. Den minskar i population på grund av minskad tillgång på lämpliga bo- och födoträd och minskad födotillgång. Spillkråkans minskningstakt har uppgått till 19 (24–10) % under de senaste 15 åren. Minskningstakten för den svenska populationen bedöms vara nära gränsvärdet för Sårbar (VU) (A2bc). Skogsbruk med korta omloppstider och täta, homogena ungskogar utgör det största hotet. Spillkråka är typisk art för </w:t>
+        <w:t xml:space="preserve"> är rödlistad som nära hotad och ingår i bilaga 1 i EU:s fågeldirektiv. Den minskar i population på grund av minskad tillgång på lämpliga bo- och födoträd och minskad födotillgång. Spillkråkans minskningstakt har uppgått till 19 (24–10) % under de senaste 15 åren och bedöms vara nära gränsvärdet för Sårbar (VU) (A2bc). Spillkråka är en nyckelart i skogliga miljöer vars övergivna bohål utnyttjas av flera andra hålhäckande fågelarter och fladdermöss. Den behöver grova träd, främst tall, asp och bok som boträd. Skogsbruk med korta omloppstider och täta, homogena ungskogar utgör det största hotet. Spillkråka är typisk art för </w:t>
       </w:r>
       <w:r>
         <w:rPr>
@@ -528,7 +528,7 @@
         <w:t xml:space="preserve"> 9740 Skogsbevuxen myr </w:t>
       </w:r>
       <w:r>
-        <w:t>(SLU Artdatabanken, 2023).</w:t>
+        <w:t>(SLU Artdatabanken, 2025; Skogsstyrelsen 2016).</w:t>
       </w:r>
     </w:p>
     <w:p>
@@ -539,7 +539,7 @@
         <w:t>Talltita (NT, §4)</w:t>
       </w:r>
       <w:r>
-        <w:t>, rödlistad som nära hotad och prioriterad art i Skogsvårdslagen har häckningsrevir i anmälan. Arten har minskat kraftigt de senaste 30 åren och minskningstakten innevarande 10-årsperiod beräknas till 20 (10–30) %. Talltitan är synnerligen trogen sitt cirka 15 hektar stora revir och är beroende av flerskiktade olikåldriga skogar för att kunna föda upp sina ungar. Talltitan försvinner om dess livsmiljö kalavverkas (Eggers &amp; Low (2014); Ekman (1979); Griesser et al (2007); Klein (2020); Siffczyk et al (2003); SLU Artdatabanken (2021).</w:t>
+        <w:t>, rödlistad som nära hotad och prioriterad art i Skogsvårdslagen, har häckningsrevir i anmälan. Arten har minskat kraftigt de senaste 30 åren och minskningstakten innevarande 10-årsperiod beräknas till 20 (10–30) %. Talltitan är synnerligen trogen sitt cirka 15 hektar stora revir och är beroende av flerskiktade olikåldriga skogar för att kunna föda upp sina ungar. Talltitan försvinner om dess livsmiljö kalavverkas (Eggers &amp; Low, 2014; Ekman, 1979; Griesser et al, 2007; Klein, 2020; Siffczyk et al, 2003; SLU Artdatabanken, 2021).</w:t>
       </w:r>
     </w:p>
     <w:p>
@@ -917,7 +917,7 @@
     </w:p>
     <w:p>
       <w:r>
-        <w:t>Arten behöver lämpliga skogsbestånd om sammanlagt minst 25 hektar. Den är mycket stationär inom sitt revir och när ett par etablerat sig stannar de så länge miljön är intakt. Den undviker öppen mark och förﬂyttar sig sällan över större öppna myrar eller åkermark, och är därför känslig för fragmentering. Järpen överlever inte om dess livsmiljö kalavverkas och är även känslig för röjning, gallring och avverkning där unga granar och lövträd inte sparas i tillräcklig omfattning. Minskningstakten för den svenska populationen bedöms vara nära gränsvärdet för Sårbar (VU). (A2b)  (SLU Artdatabanken, 2022).</w:t>
+        <w:t>Arten behöver lämpliga skogsbestånd om sammanlagt minst 25 hektar. Den är mycket stationär inom sitt revir och när ett par etablerat sig stannar de så länge miljön är intakt. Den undviker öppen mark och förﬂyttar sig sällan över större öppna myrar eller åkermark, och är därför känslig för fragmentering. Järpen överlever inte om dess livsmiljö kalavverkas och är även känslig för röjning, gallring och avverkning där unga granar och lövträd inte sparas i tillräcklig omfattning. Minskningstakten för den svenska populationen bedöms vara nära gränsvärdet för Sårbar (VU). (A2b) (SLU Artdatabanken, 2022).</w:t>
       </w:r>
     </w:p>
     <w:p>
@@ -1181,7 +1181,7 @@
         <w:t xml:space="preserve"> 9740 Skogsbevuxen myr</w:t>
       </w:r>
       <w:r>
-        <w:t xml:space="preserve"> och ingår i bilaga 1 i EU:s fågeldirektiv. Spillkråka lever i både barr- och blandskog liksom i ren lövskog. De tätaste populationerna tenderar att finnas i äldre, variationsrik blandskog med gott om död ved och gamla träd.</w:t>
+        <w:t xml:space="preserve"> och ingår i bilaga 1 i EU:s fågeldirektiv. Spillkråka lever i både barr- och blandskog liksom i ren lövskog. De tätaste populationerna tenderar att finnas i äldre, variationsrik blandskog med gott om död ved och gamla träd. Spillkråka är en nyckelart i skogliga miljöer vars övergivna bohål utnyttjas av flera andra hålhäckande fågelarter och fladdermöss (SLU Artdatabanken, 2023; Skogsstyrelsen 2016).</w:t>
       </w:r>
     </w:p>
     <w:p>
@@ -1199,7 +1199,21 @@
     </w:p>
     <w:p>
       <w:r>
-        <w:t xml:space="preserve">SLU Artdatabanken, 2021. </w:t>
+        <w:t xml:space="preserve">Skogsstyrelsen, 2016. </w:t>
+      </w:r>
+      <w:r>
+        <w:rPr>
+          <w:i/>
+        </w:rPr>
+        <w:t xml:space="preserve">Vägledning för hänsyn till spillkråka. </w:t>
+      </w:r>
+      <w:r>
+        <w:t>Vägledningar och kunskapsstöd artskydd – Skogsstyrelsen.</w:t>
+      </w:r>
+    </w:p>
+    <w:p>
+      <w:r>
+        <w:t xml:space="preserve">SLU Artdatabanken, 2023. </w:t>
       </w:r>
       <w:r>
         <w:rPr>
@@ -1728,7 +1742,7 @@
     <w:r>
       <w:tab/>
       <w:tab/>
-      <w:t>2026-03-10</w:t>
+      <w:t>2026-03-11</w:t>
       <w:br/>
       <w:br/>
     </w:r>

--- a/klagomål/A 61010-2025 FSC-klagomål.docx
+++ b/klagomål/A 61010-2025 FSC-klagomål.docx
@@ -1742,7 +1742,7 @@
     <w:r>
       <w:tab/>
       <w:tab/>
-      <w:t>2026-03-11</w:t>
+      <w:t>2026-03-12</w:t>
       <w:br/>
       <w:br/>
     </w:r>

--- a/klagomål/A 61010-2025 FSC-klagomål.docx
+++ b/klagomål/A 61010-2025 FSC-klagomål.docx
@@ -1742,7 +1742,7 @@
     <w:r>
       <w:tab/>
       <w:tab/>
-      <w:t>2026-03-12</w:t>
+      <w:t>2026-03-13</w:t>
       <w:br/>
       <w:br/>
     </w:r>

--- a/klagomål/A 61010-2025 FSC-klagomål.docx
+++ b/klagomål/A 61010-2025 FSC-klagomål.docx
@@ -1778,7 +1778,7 @@
     <w:r>
       <w:tab/>
       <w:tab/>
-      <w:t>2026-04-14</w:t>
+      <w:t>2026-04-15</w:t>
       <w:br/>
       <w:br/>
     </w:r>

--- a/klagomål/A 61010-2025 FSC-klagomål.docx
+++ b/klagomål/A 61010-2025 FSC-klagomål.docx
@@ -1778,7 +1778,7 @@
     <w:r>
       <w:tab/>
       <w:tab/>
-      <w:t>2026-04-15</w:t>
+      <w:t>2026-04-16</w:t>
       <w:br/>
       <w:br/>
     </w:r>

--- a/klagomål/A 61010-2025 FSC-klagomål.docx
+++ b/klagomål/A 61010-2025 FSC-klagomål.docx
@@ -1778,7 +1778,7 @@
     <w:r>
       <w:tab/>
       <w:tab/>
-      <w:t>2026-04-16</w:t>
+      <w:t>2026-04-17</w:t>
       <w:br/>
       <w:br/>
     </w:r>

--- a/klagomål/A 61010-2025 FSC-klagomål.docx
+++ b/klagomål/A 61010-2025 FSC-klagomål.docx
@@ -1778,7 +1778,7 @@
     <w:r>
       <w:tab/>
       <w:tab/>
-      <w:t>2026-04-17</w:t>
+      <w:t>2026-04-18</w:t>
       <w:br/>
       <w:br/>
     </w:r>

--- a/klagomål/A 61010-2025 FSC-klagomål.docx
+++ b/klagomål/A 61010-2025 FSC-klagomål.docx
@@ -191,7 +191,7 @@
     </w:p>
     <w:p>
       <w:r>
-        <w:t>I avverkningsanmälan har följande 12 naturvårdsarter hittats: knärot (VU, §8), buskskvätta (NT, §4), harticka (NT), järpe (NT, §4), spillkråka (NT, §4), talltita (NT, §4), tretåig hackspett (NT, §4), ullticka (NT), videsparv (NT, §4), gråspett (§4), kungsfågel (§4) och vanlig groda (§6). Av dessa är 9 rödlistade. För rödlistade arter har rödlistekategorin angivits inom parentes. För fridlysta arter anges även paragrafen i Artskyddsförordningen som arten är fridlyst enligt.</w:t>
+        <w:t>I avverkningsanmälan har följande 13 naturvårdsarter hittats: knärot (VU, §8), buskskvätta (NT, §4), duvhök (NT, §4), harticka (NT), järpe (NT, §4), spillkråka (NT, §4), talltita (NT, §4), tretåig hackspett (NT, §4), ullticka (NT), videsparv (NT, §4), gråspett (§4), kungsfågel (§4) och vanlig groda (§6). Av dessa är 10 rödlistade. För rödlistade arter har rödlistekategorin angivits inom parentes. För fridlysta arter anges även paragrafen i Artskyddsförordningen som arten är fridlyst enligt.</w:t>
       </w:r>
     </w:p>
     <w:p>
@@ -341,7 +341,7 @@
     </w:p>
     <w:p>
       <w:r>
-        <w:t>Följande fridlysta arter har sina livsmiljöer och växtplatser i den avverkningsanmälda skogen: knärot (VU, §8), buskskvätta (NT, §4), järpe (NT, §4), spillkråka (NT, §4), talltita (NT, §4), tretåig hackspett (NT, §4), videsparv (NT, §4), gråspett (§4), kungsfågel (§4) och vanlig groda (§6).</w:t>
+        <w:t>Följande fridlysta arter har sina livsmiljöer och växtplatser i den avverkningsanmälda skogen: knärot (VU, §8), buskskvätta (NT, §4), duvhök (NT, §4), järpe (NT, §4), spillkråka (NT, §4), talltita (NT, §4), tretåig hackspett (NT, §4), videsparv (NT, §4), gråspett (§4), kungsfågel (§4) och vanlig groda (§6).</w:t>
       </w:r>
     </w:p>
     <w:p>
@@ -356,6 +356,17 @@
       </w:r>
       <w:r>
         <w:t>(artikel 1). Vidare att de åtgärder som vidtas inte får leda till en försämring av den nuvarande situationen beträffande bevarandet av de fågelarter som avses i artikel 1 (artikel 13). Fågeldirektivet är styrande för tillsynsansvariga myndigheters ärendehantering, ställningstaganden och beslutsfattande.</w:t>
+      </w:r>
+    </w:p>
+    <w:p>
+      <w:r>
+        <w:rPr>
+          <w:b/>
+        </w:rPr>
+        <w:t>Duvhök (NT, §4)</w:t>
+      </w:r>
+      <w:r>
+        <w:t>, som är rödlistad som nära hotad, har minskat med 15 (0–30) % under de senaste 18 åren och minskningstakten för den svenska populationen bedöms vara nära gränsvärdet för sårbar (VU). Arten är starkt bunden till skogsmark och jagar helst inne i äldre skog. Den missgynnas av stora hyggen och täta planteringar. De gamla fåglarna är i huvudsak stationära i sina revir och boet läggs inne i tät, oftast äldre skog. Kantzoner mot öppen mark undviks och duvhöken, som är beroende av insynsskyddade boplatser, är därför känsligare för slutavverkning än flera andra rovfåglar. Friställande av boträd eller avverkning så att boplatsen blir exponerad mot öppen mark, medför att platsen överges. Eftersom duvhöken helst häckar i gammal skog, är dess häckningsplatser i princip alltid mer eller mindre hotade av skogsbruk och avverkningar (SLU Artdatabanken, 2026; Skogsstyrelsen 2016).</w:t>
       </w:r>
     </w:p>
     <w:p>
@@ -711,7 +722,7 @@
         <w:rPr>
           <w:i/>
         </w:rPr>
-        <w:t>I det avverkningsanmälda skogsområdet har 12 naturvårdsarter varav 9 rödlistade arter sina livsmiljöer och växtplatser.</w:t>
+        <w:t>I det avverkningsanmälda skogsområdet har 13 naturvårdsarter varav 10 rödlistade arter sina livsmiljöer och växtplatser.</w:t>
       </w:r>
     </w:p>
     <w:p>
@@ -909,6 +920,70 @@
       </w:pPr>
       <w:r>
         <w:t>BILAGA 1 – Fridlysta arter</w:t>
+      </w:r>
+    </w:p>
+    <w:p>
+      <w:pPr>
+        <w:pStyle w:val="Heading1"/>
+      </w:pPr>
+      <w:r>
+        <w:t>Duvhök – ekologi samt krav på livsmiljön</w:t>
+      </w:r>
+    </w:p>
+    <w:p>
+      <w:r>
+        <w:t>Duvhök (NT, §4) är rödlistad som nära hotad och fridlyst enligt 4§ artskyddsförordningen. Arten har minskat med 15 (0–30) % under de senaste 18 åren och minskningstakten för den svenska populationen bedöms vara nära gränsvärdet för sårbar (VU). Bedömningen baseras på direkt observation, ett för arten lämpligt abundansindex och minskad geografisk utbredning och/eller försämrad habitatkvalitet (allt yngre och tätare skogar vilket försvårar för boplacering samt missgynnar jaktmöjligheterna) (SLU Artdatabanken, 2026).</w:t>
+      </w:r>
+    </w:p>
+    <w:p>
+      <w:r>
+        <w:t>Duvhöken är starkt bunden till skogsmark, såväl för häckning som födosök. Den påträffas oftast i större skogsområden med äldre skog, men kan ibland även häcka i dungar i områden dominerade av öppen mark. De gamla fåglarna är i huvudsak stationära i sina revir. Duvhöken jagar helst inne i äldre skog och missgynnas av stora hyggen och täta planteringar (Skogsstyrelsen, 2016).</w:t>
+      </w:r>
+    </w:p>
+    <w:p>
+      <w:r>
+        <w:t>Boet läggs inne i tät, oftast äldre skog. Kantzoner mot öppen mark undviks och duvhöken är därför känsligare för slutavverkning än flera andra rovfåglar. Boträdet måste vara grovgrenigt och är oftast en äldre gran eller tall, i sydligaste Sverige är bok vanligt. Duvhöken är beroende av insynsskyddade boplatser. Friställande av boträd eller avverkning så att boplatsen är exponerad mot öppen mark, medför att platsen överges. Samma bo kan användas flera år i rad, men likt andra rovfåglar har den normalt ett eller flera alternativa bon (Skogsstyrelsen, 2016). Eftersom duvhöken helst häckar i gammal skog, är dess häckningsplatser i princip alltid mer eller mindre hotade av skogsbruk och avverkningar (SLU Artdatabanken, 2026).</w:t>
+      </w:r>
+    </w:p>
+    <w:p>
+      <w:r>
+        <w:t>Den viktigaste begränsande faktorn för duvhökspopulationen i stort är födan och ett allvarligare problem är därför den av skogsbruket orsakade storskaliga omvandlingen och utarmningen av skogslandskapet, som kan påverka såväl duvhökens möjlighet att jaga som förekomsten av viktiga byten. Duvhökens jaktteknik gör den beroende av landskapets utformning och sammansättning och dess preferens för gammal skog tyder på att den är anpassad till att jaga i skog som är “lagom” tät. I öppnare biotoper, till exempel hyggen, kommer dess jaktteknik inte till sin rätt och i tätare biotoper, t.ex. ungskogar, har den relativt stora duvhöken svårt att manövrera (SLU Artdatabanken, 2026).</w:t>
+      </w:r>
+    </w:p>
+    <w:p>
+      <w:pPr>
+        <w:pStyle w:val="Heading2"/>
+      </w:pPr>
+      <w:r>
+        <w:t>Referenser – duvhök</w:t>
+      </w:r>
+    </w:p>
+    <w:p>
+      <w:r>
+        <w:t xml:space="preserve">Skogsstyrelsen, 2016. </w:t>
+      </w:r>
+      <w:r>
+        <w:rPr>
+          <w:i/>
+        </w:rPr>
+        <w:t xml:space="preserve">Duvhök – Vägledning för hänsyn till fåglar. </w:t>
+      </w:r>
+      <w:r>
+        <w:t>https://www.skogsstyrelsen.se/globalassets/lag-och-tillsyn/artskydd/vagledningar-for-hansyn-till-faglar/duvhok-vagledning-hansyn2.pdf</w:t>
+      </w:r>
+    </w:p>
+    <w:p>
+      <w:r>
+        <w:t xml:space="preserve">SLU Artdatabanken, 2026. </w:t>
+      </w:r>
+      <w:r>
+        <w:rPr>
+          <w:i/>
+        </w:rPr>
+        <w:t xml:space="preserve">Artfaktablad. Naturvård – artfakta. </w:t>
+      </w:r>
+      <w:r>
+        <w:t>SLU Artdatabanken, Uppsala</w:t>
       </w:r>
     </w:p>
     <w:p>
@@ -1778,7 +1853,7 @@
     <w:r>
       <w:tab/>
       <w:tab/>
-      <w:t>2026-04-18</w:t>
+      <w:t>2026-04-19</w:t>
       <w:br/>
       <w:br/>
     </w:r>

--- a/klagomål/A 61010-2025 FSC-klagomål.docx
+++ b/klagomål/A 61010-2025 FSC-klagomål.docx
@@ -1853,7 +1853,7 @@
     <w:r>
       <w:tab/>
       <w:tab/>
-      <w:t>2026-04-19</w:t>
+      <w:t>2026-04-20</w:t>
       <w:br/>
       <w:br/>
     </w:r>

--- a/klagomål/A 61010-2025 FSC-klagomål.docx
+++ b/klagomål/A 61010-2025 FSC-klagomål.docx
@@ -1853,7 +1853,7 @@
     <w:r>
       <w:tab/>
       <w:tab/>
-      <w:t>2026-04-20</w:t>
+      <w:t>2026-04-21</w:t>
       <w:br/>
       <w:br/>
     </w:r>

--- a/klagomål/A 61010-2025 FSC-klagomål.docx
+++ b/klagomål/A 61010-2025 FSC-klagomål.docx
@@ -1853,7 +1853,7 @@
     <w:r>
       <w:tab/>
       <w:tab/>
-      <w:t>2026-04-21</w:t>
+      <w:t>2026-04-22</w:t>
       <w:br/>
       <w:br/>
     </w:r>

--- a/klagomål/A 61010-2025 FSC-klagomål.docx
+++ b/klagomål/A 61010-2025 FSC-klagomål.docx
@@ -1853,7 +1853,7 @@
     <w:r>
       <w:tab/>
       <w:tab/>
-      <w:t>2026-04-22</w:t>
+      <w:t>2026-04-23</w:t>
       <w:br/>
       <w:br/>
     </w:r>

--- a/klagomål/A 61010-2025 FSC-klagomål.docx
+++ b/klagomål/A 61010-2025 FSC-klagomål.docx
@@ -1853,7 +1853,7 @@
     <w:r>
       <w:tab/>
       <w:tab/>
-      <w:t>2026-04-23</w:t>
+      <w:t>2026-04-24</w:t>
       <w:br/>
       <w:br/>
     </w:r>

--- a/klagomål/A 61010-2025 FSC-klagomål.docx
+++ b/klagomål/A 61010-2025 FSC-klagomål.docx
@@ -1853,7 +1853,7 @@
     <w:r>
       <w:tab/>
       <w:tab/>
-      <w:t>2026-04-24</w:t>
+      <w:t>2026-04-25</w:t>
       <w:br/>
       <w:br/>
     </w:r>

--- a/klagomål/A 61010-2025 FSC-klagomål.docx
+++ b/klagomål/A 61010-2025 FSC-klagomål.docx
@@ -1853,7 +1853,7 @@
     <w:r>
       <w:tab/>
       <w:tab/>
-      <w:t>2026-04-25</w:t>
+      <w:t>2026-04-26</w:t>
       <w:br/>
       <w:br/>
     </w:r>

--- a/klagomål/A 61010-2025 FSC-klagomål.docx
+++ b/klagomål/A 61010-2025 FSC-klagomål.docx
@@ -1853,7 +1853,7 @@
     <w:r>
       <w:tab/>
       <w:tab/>
-      <w:t>2026-04-26</w:t>
+      <w:t>2026-04-27</w:t>
       <w:br/>
       <w:br/>
     </w:r>

--- a/klagomål/A 61010-2025 FSC-klagomål.docx
+++ b/klagomål/A 61010-2025 FSC-klagomål.docx
@@ -1853,7 +1853,7 @@
     <w:r>
       <w:tab/>
       <w:tab/>
-      <w:t>2026-05-16</w:t>
+      <w:t>2026-05-17</w:t>
       <w:br/>
       <w:br/>
     </w:r>

--- a/klagomål/A 61010-2025 FSC-klagomål.docx
+++ b/klagomål/A 61010-2025 FSC-klagomål.docx
@@ -1853,7 +1853,7 @@
     <w:r>
       <w:tab/>
       <w:tab/>
-      <w:t>2026-05-17</w:t>
+      <w:t>2026-05-18</w:t>
       <w:br/>
       <w:br/>
     </w:r>

--- a/klagomål/A 61010-2025 FSC-klagomål.docx
+++ b/klagomål/A 61010-2025 FSC-klagomål.docx
@@ -1853,7 +1853,7 @@
     <w:r>
       <w:tab/>
       <w:tab/>
-      <w:t>2026-05-18</w:t>
+      <w:t>2026-05-19</w:t>
       <w:br/>
       <w:br/>
     </w:r>
